--- a/DOC/GW/Wittelb WIN-GW-4G-4DDAM_datasheet.docx
+++ b/DOC/GW/Wittelb WIN-GW-4G-4DDAM_datasheet.docx
@@ -1830,7 +1830,6 @@
           <w:ilvl w:val="0"/>
           <w:numId w:val="16"/>
         </w:numPr>
-        <w:shd w:val="clear" w:color="auto" w:fill="FFFFFF" w:themeFill="background1"/>
         <w:spacing w:after="200" w:line="276" w:lineRule="auto"/>
         <w:ind w:right="-1135"/>
         <w:contextualSpacing/>
@@ -1856,7 +1855,6 @@
           <w:ilvl w:val="0"/>
           <w:numId w:val="16"/>
         </w:numPr>
-        <w:shd w:val="clear" w:color="auto" w:fill="FFFFFF" w:themeFill="background1"/>
         <w:spacing w:before="200" w:after="200" w:line="276" w:lineRule="auto"/>
         <w:ind w:right="-1135"/>
         <w:contextualSpacing/>
@@ -1900,7 +1898,6 @@
           <w:ilvl w:val="0"/>
           <w:numId w:val="16"/>
         </w:numPr>
-        <w:shd w:val="clear" w:color="auto" w:fill="FFFFFF" w:themeFill="background1"/>
         <w:spacing w:before="200" w:after="200" w:line="276" w:lineRule="auto"/>
         <w:ind w:right="-1135"/>
         <w:contextualSpacing/>
@@ -2056,7 +2053,6 @@
     </w:p>
     <w:p>
       <w:pPr>
-        <w:shd w:val="clear" w:color="auto" w:fill="FFFFFF" w:themeFill="background1"/>
         <w:spacing w:before="200" w:after="200" w:line="276" w:lineRule="auto"/>
         <w:ind w:right="-1135"/>
         <w:contextualSpacing/>
@@ -2193,7 +2189,6 @@
           <w:ilvl w:val="3"/>
           <w:numId w:val="17"/>
         </w:numPr>
-        <w:shd w:val="clear" w:color="auto" w:fill="FFFFFF" w:themeFill="background1"/>
         <w:spacing w:before="200" w:after="200" w:line="276" w:lineRule="auto"/>
         <w:ind w:right="-1135"/>
         <w:contextualSpacing/>
@@ -2219,7 +2214,6 @@
           <w:ilvl w:val="3"/>
           <w:numId w:val="17"/>
         </w:numPr>
-        <w:shd w:val="clear" w:color="auto" w:fill="FFFFFF" w:themeFill="background1"/>
         <w:spacing w:before="200" w:after="200" w:line="276" w:lineRule="auto"/>
         <w:ind w:right="-1135"/>
         <w:contextualSpacing/>
@@ -2246,7 +2240,6 @@
           <w:ilvl w:val="3"/>
           <w:numId w:val="17"/>
         </w:numPr>
-        <w:shd w:val="clear" w:color="auto" w:fill="FFFFFF" w:themeFill="background1"/>
         <w:spacing w:before="200" w:after="200" w:line="276" w:lineRule="auto"/>
         <w:ind w:right="-1135"/>
         <w:contextualSpacing/>
@@ -2272,7 +2265,6 @@
           <w:ilvl w:val="3"/>
           <w:numId w:val="17"/>
         </w:numPr>
-        <w:shd w:val="clear" w:color="auto" w:fill="FFFFFF" w:themeFill="background1"/>
         <w:spacing w:before="200" w:after="200"/>
         <w:ind w:right="-1135"/>
         <w:contextualSpacing/>
@@ -2298,7 +2290,6 @@
           <w:ilvl w:val="3"/>
           <w:numId w:val="17"/>
         </w:numPr>
-        <w:shd w:val="clear" w:color="auto" w:fill="FFFFFF" w:themeFill="background1"/>
         <w:spacing w:before="200" w:after="200" w:line="276" w:lineRule="auto"/>
         <w:ind w:right="-1135"/>
         <w:contextualSpacing/>
@@ -2324,7 +2315,6 @@
           <w:ilvl w:val="3"/>
           <w:numId w:val="17"/>
         </w:numPr>
-        <w:shd w:val="clear" w:color="auto" w:fill="FFFFFF" w:themeFill="background1"/>
         <w:spacing w:before="200" w:after="200" w:line="276" w:lineRule="auto"/>
         <w:ind w:right="-1135"/>
         <w:contextualSpacing/>
@@ -2345,7 +2335,6 @@
     </w:p>
     <w:p>
       <w:pPr>
-        <w:shd w:val="clear" w:color="auto" w:fill="FFFFFF" w:themeFill="background1"/>
         <w:spacing w:before="200" w:after="200" w:line="276" w:lineRule="auto"/>
         <w:ind w:right="-1135"/>
         <w:contextualSpacing/>
@@ -2360,7 +2349,6 @@
     </w:p>
     <w:p>
       <w:pPr>
-        <w:shd w:val="clear" w:color="auto" w:fill="FFFFFF" w:themeFill="background1"/>
         <w:spacing w:before="200" w:after="200" w:line="276" w:lineRule="auto"/>
         <w:ind w:right="-1135"/>
         <w:contextualSpacing/>
@@ -2419,7 +2407,6 @@
           <w:ilvl w:val="0"/>
           <w:numId w:val="18"/>
         </w:numPr>
-        <w:shd w:val="clear" w:color="auto" w:fill="FFFFFF" w:themeFill="background1"/>
         <w:autoSpaceDE/>
         <w:autoSpaceDN/>
         <w:spacing w:before="200" w:after="200" w:line="276" w:lineRule="auto"/>
@@ -2464,7 +2451,6 @@
           <w:ilvl w:val="0"/>
           <w:numId w:val="18"/>
         </w:numPr>
-        <w:shd w:val="clear" w:color="auto" w:fill="FFFFFF" w:themeFill="background1"/>
         <w:autoSpaceDE/>
         <w:autoSpaceDN/>
         <w:spacing w:before="200" w:after="200" w:line="276" w:lineRule="auto"/>
@@ -2493,7 +2479,6 @@
           <w:ilvl w:val="0"/>
           <w:numId w:val="18"/>
         </w:numPr>
-        <w:shd w:val="clear" w:color="auto" w:fill="FFFFFF" w:themeFill="background1"/>
         <w:autoSpaceDE/>
         <w:autoSpaceDN/>
         <w:spacing w:before="200" w:after="200" w:line="276" w:lineRule="auto"/>
@@ -2522,7 +2507,6 @@
           <w:ilvl w:val="0"/>
           <w:numId w:val="18"/>
         </w:numPr>
-        <w:shd w:val="clear" w:color="auto" w:fill="FFFFFF" w:themeFill="background1"/>
         <w:autoSpaceDE/>
         <w:autoSpaceDN/>
         <w:spacing w:before="200" w:after="200" w:line="276" w:lineRule="auto"/>
@@ -2551,7 +2535,6 @@
           <w:ilvl w:val="0"/>
           <w:numId w:val="18"/>
         </w:numPr>
-        <w:shd w:val="clear" w:color="auto" w:fill="FFFFFF" w:themeFill="background1"/>
         <w:autoSpaceDE/>
         <w:autoSpaceDN/>
         <w:spacing w:before="200" w:after="200" w:line="276" w:lineRule="auto"/>
@@ -2689,7 +2672,6 @@
     </w:p>
     <w:p>
       <w:pPr>
-        <w:shd w:val="clear" w:color="auto" w:fill="FFFFFF" w:themeFill="background1"/>
         <w:spacing w:before="200" w:after="200" w:line="276" w:lineRule="auto"/>
         <w:ind w:right="-1135"/>
         <w:contextualSpacing/>
@@ -2710,7 +2692,7 @@
           <w:lang w:val="en-IN" w:eastAsia="en-IN"/>
         </w:rPr>
         <w:drawing>
-          <wp:anchor distT="0" distB="0" distL="114300" distR="114300" simplePos="0" relativeHeight="251692032" behindDoc="0" locked="0" layoutInCell="1" allowOverlap="1" wp14:anchorId="5256A047" wp14:editId="1C0DE7D9">
+          <wp:anchor distT="0" distB="0" distL="114300" distR="114300" simplePos="0" relativeHeight="251692032" behindDoc="0" locked="0" layoutInCell="1" allowOverlap="1" wp14:anchorId="5256A047" wp14:editId="03138184">
             <wp:simplePos x="0" y="0"/>
             <wp:positionH relativeFrom="margin">
               <wp:align>center</wp:align>
@@ -2826,7 +2808,6 @@
           <w:ilvl w:val="0"/>
           <w:numId w:val="18"/>
         </w:numPr>
-        <w:shd w:val="clear" w:color="auto" w:fill="FFFFFF" w:themeFill="background1"/>
         <w:autoSpaceDE/>
         <w:autoSpaceDN/>
         <w:spacing w:before="200" w:after="200" w:line="276" w:lineRule="auto"/>
@@ -2854,7 +2835,6 @@
           <w:ilvl w:val="0"/>
           <w:numId w:val="18"/>
         </w:numPr>
-        <w:shd w:val="clear" w:color="auto" w:fill="FFFFFF" w:themeFill="background1"/>
         <w:spacing w:before="200" w:after="200" w:line="276" w:lineRule="auto"/>
         <w:ind w:right="-1135"/>
         <w:contextualSpacing/>
@@ -2880,7 +2860,6 @@
           <w:ilvl w:val="0"/>
           <w:numId w:val="18"/>
         </w:numPr>
-        <w:shd w:val="clear" w:color="auto" w:fill="FFFFFF" w:themeFill="background1"/>
         <w:spacing w:before="200" w:after="200" w:line="276" w:lineRule="auto"/>
         <w:ind w:right="-1135"/>
         <w:contextualSpacing/>
@@ -2902,7 +2881,6 @@
     <w:p>
       <w:pPr>
         <w:pStyle w:val="ListParagraph"/>
-        <w:shd w:val="clear" w:color="auto" w:fill="FFFFFF" w:themeFill="background1"/>
         <w:spacing w:before="200" w:after="200" w:line="276" w:lineRule="auto"/>
         <w:ind w:left="360" w:right="-1135" w:firstLine="0"/>
         <w:contextualSpacing/>
@@ -2924,7 +2902,6 @@
     <w:p>
       <w:pPr>
         <w:pStyle w:val="ListParagraph"/>
-        <w:shd w:val="clear" w:color="auto" w:fill="FFFFFF" w:themeFill="background1"/>
         <w:spacing w:before="200" w:after="200" w:line="276" w:lineRule="auto"/>
         <w:ind w:left="360" w:right="-1135" w:firstLine="0"/>
         <w:contextualSpacing/>
@@ -2946,7 +2923,7 @@
         </w:rPr>
         <w:lastRenderedPageBreak/>
         <w:drawing>
-          <wp:anchor distT="0" distB="0" distL="114300" distR="114300" simplePos="0" relativeHeight="251693056" behindDoc="0" locked="0" layoutInCell="1" allowOverlap="1" wp14:anchorId="6C3DB151" wp14:editId="34DCF774">
+          <wp:anchor distT="0" distB="0" distL="114300" distR="114300" simplePos="0" relativeHeight="251693056" behindDoc="0" locked="0" layoutInCell="1" allowOverlap="1" wp14:anchorId="6C3DB151" wp14:editId="57556BC0">
             <wp:simplePos x="0" y="0"/>
             <wp:positionH relativeFrom="margin">
               <wp:align>center</wp:align>
@@ -3038,7 +3015,6 @@
     <w:p>
       <w:pPr>
         <w:pStyle w:val="ListParagraph"/>
-        <w:shd w:val="clear" w:color="auto" w:fill="FFFFFF" w:themeFill="background1"/>
         <w:spacing w:before="200" w:after="200" w:line="276" w:lineRule="auto"/>
         <w:ind w:left="360" w:right="-1135" w:firstLine="0"/>
         <w:contextualSpacing/>
@@ -3056,7 +3032,6 @@
           <w:ilvl w:val="0"/>
           <w:numId w:val="20"/>
         </w:numPr>
-        <w:shd w:val="clear" w:color="auto" w:fill="FFFFFF" w:themeFill="background1"/>
         <w:spacing w:before="200" w:after="200" w:line="276" w:lineRule="auto"/>
         <w:ind w:right="-1135"/>
         <w:contextualSpacing/>
@@ -3160,7 +3135,6 @@
           <w:ilvl w:val="0"/>
           <w:numId w:val="20"/>
         </w:numPr>
-        <w:shd w:val="clear" w:color="auto" w:fill="FFFFFF" w:themeFill="background1"/>
         <w:spacing w:before="200" w:after="200" w:line="276" w:lineRule="auto"/>
         <w:ind w:right="-1135"/>
         <w:contextualSpacing/>
@@ -3191,7 +3165,6 @@
           <w:ilvl w:val="0"/>
           <w:numId w:val="20"/>
         </w:numPr>
-        <w:shd w:val="clear" w:color="auto" w:fill="FFFFFF" w:themeFill="background1"/>
         <w:spacing w:before="200" w:after="200" w:line="276" w:lineRule="auto"/>
         <w:ind w:right="-1135"/>
         <w:contextualSpacing/>
@@ -3221,7 +3194,6 @@
           <w:ilvl w:val="0"/>
           <w:numId w:val="20"/>
         </w:numPr>
-        <w:shd w:val="clear" w:color="auto" w:fill="FFFFFF" w:themeFill="background1"/>
         <w:spacing w:before="200" w:after="200" w:line="276" w:lineRule="auto"/>
         <w:ind w:right="-1135"/>
         <w:contextualSpacing/>
@@ -3251,7 +3223,6 @@
           <w:ilvl w:val="0"/>
           <w:numId w:val="20"/>
         </w:numPr>
-        <w:shd w:val="clear" w:color="auto" w:fill="FFFFFF" w:themeFill="background1"/>
         <w:spacing w:before="200" w:after="200" w:line="276" w:lineRule="auto"/>
         <w:ind w:right="-1135"/>
         <w:contextualSpacing/>
@@ -3277,7 +3248,6 @@
     <w:p>
       <w:pPr>
         <w:pStyle w:val="ListParagraph"/>
-        <w:shd w:val="clear" w:color="auto" w:fill="FFFFFF" w:themeFill="background1"/>
         <w:spacing w:before="200" w:after="200" w:line="276" w:lineRule="auto"/>
         <w:ind w:left="360" w:right="-1135" w:firstLine="0"/>
         <w:contextualSpacing/>
@@ -3303,7 +3273,6 @@
     <w:p>
       <w:pPr>
         <w:pStyle w:val="ListParagraph"/>
-        <w:shd w:val="clear" w:color="auto" w:fill="FFFFFF" w:themeFill="background1"/>
         <w:spacing w:before="200" w:after="200" w:line="276" w:lineRule="auto"/>
         <w:ind w:left="360" w:right="-1135" w:firstLine="0"/>
         <w:contextualSpacing/>
@@ -3319,7 +3288,6 @@
     <w:p>
       <w:pPr>
         <w:pStyle w:val="ListParagraph"/>
-        <w:shd w:val="clear" w:color="auto" w:fill="FFFFFF" w:themeFill="background1"/>
         <w:spacing w:before="200" w:after="200" w:line="276" w:lineRule="auto"/>
         <w:ind w:left="0" w:right="-1135" w:firstLine="0"/>
         <w:contextualSpacing/>
@@ -3349,7 +3317,6 @@
     <w:p>
       <w:pPr>
         <w:pStyle w:val="ListParagraph"/>
-        <w:shd w:val="clear" w:color="auto" w:fill="FFFFFF" w:themeFill="background1"/>
         <w:spacing w:before="200" w:after="200" w:line="276" w:lineRule="auto"/>
         <w:ind w:left="0" w:right="-1135" w:firstLine="0"/>
         <w:contextualSpacing/>
@@ -3372,7 +3339,6 @@
           <w:ilvl w:val="0"/>
           <w:numId w:val="24"/>
         </w:numPr>
-        <w:shd w:val="clear" w:color="auto" w:fill="FFFFFF" w:themeFill="background1"/>
         <w:autoSpaceDE/>
         <w:autoSpaceDN/>
         <w:spacing w:before="240" w:after="200" w:line="276" w:lineRule="auto"/>
@@ -3401,7 +3367,6 @@
           <w:ilvl w:val="0"/>
           <w:numId w:val="24"/>
         </w:numPr>
-        <w:shd w:val="clear" w:color="auto" w:fill="FFFFFF" w:themeFill="background1"/>
         <w:autoSpaceDE/>
         <w:autoSpaceDN/>
         <w:spacing w:before="200" w:after="200" w:line="276" w:lineRule="auto"/>
@@ -3430,7 +3395,6 @@
           <w:ilvl w:val="0"/>
           <w:numId w:val="24"/>
         </w:numPr>
-        <w:shd w:val="clear" w:color="auto" w:fill="FFFFFF" w:themeFill="background1"/>
         <w:autoSpaceDE/>
         <w:autoSpaceDN/>
         <w:spacing w:before="200" w:after="200" w:line="276" w:lineRule="auto"/>
@@ -3459,7 +3423,6 @@
           <w:ilvl w:val="0"/>
           <w:numId w:val="24"/>
         </w:numPr>
-        <w:shd w:val="clear" w:color="auto" w:fill="FFFFFF" w:themeFill="background1"/>
         <w:autoSpaceDE/>
         <w:autoSpaceDN/>
         <w:spacing w:before="200" w:after="200" w:line="276" w:lineRule="auto"/>
@@ -3488,7 +3451,6 @@
           <w:ilvl w:val="0"/>
           <w:numId w:val="24"/>
         </w:numPr>
-        <w:shd w:val="clear" w:color="auto" w:fill="FFFFFF" w:themeFill="background1"/>
         <w:autoSpaceDE/>
         <w:autoSpaceDN/>
         <w:spacing w:before="200" w:after="200" w:line="276" w:lineRule="auto"/>
@@ -3517,7 +3479,6 @@
           <w:ilvl w:val="0"/>
           <w:numId w:val="24"/>
         </w:numPr>
-        <w:shd w:val="clear" w:color="auto" w:fill="FFFFFF" w:themeFill="background1"/>
         <w:autoSpaceDE/>
         <w:autoSpaceDN/>
         <w:spacing w:before="200" w:after="200" w:line="276" w:lineRule="auto"/>
@@ -3546,7 +3507,6 @@
           <w:ilvl w:val="0"/>
           <w:numId w:val="24"/>
         </w:numPr>
-        <w:shd w:val="clear" w:color="auto" w:fill="FFFFFF" w:themeFill="background1"/>
         <w:autoSpaceDE/>
         <w:autoSpaceDN/>
         <w:spacing w:before="200" w:after="200" w:line="276" w:lineRule="auto"/>
@@ -3587,7 +3547,6 @@
       <w:pPr>
         <w:pStyle w:val="ListParagraph"/>
         <w:widowControl/>
-        <w:shd w:val="clear" w:color="auto" w:fill="FFFFFF" w:themeFill="background1"/>
         <w:autoSpaceDE/>
         <w:autoSpaceDN/>
         <w:spacing w:before="200" w:after="200" w:line="276" w:lineRule="auto"/>
@@ -3603,7 +3562,6 @@
     <w:p>
       <w:pPr>
         <w:pStyle w:val="ListParagraph"/>
-        <w:shd w:val="clear" w:color="auto" w:fill="FFFFFF" w:themeFill="background1"/>
         <w:ind w:left="-556" w:right="-1135"/>
         <w:rPr>
           <w:rFonts w:asciiTheme="minorHAnsi" w:hAnsiTheme="minorHAnsi" w:cstheme="minorHAnsi"/>
@@ -3662,7 +3620,6 @@
           </w:tcPr>
           <w:p>
             <w:pPr>
-              <w:shd w:val="clear" w:color="auto" w:fill="FFFFFF" w:themeFill="background1"/>
               <w:spacing w:before="200" w:after="200" w:line="276" w:lineRule="auto"/>
               <w:ind w:right="-29"/>
               <w:contextualSpacing/>
@@ -3693,7 +3650,6 @@
           </w:tcPr>
           <w:p>
             <w:pPr>
-              <w:shd w:val="clear" w:color="auto" w:fill="FFFFFF" w:themeFill="background1"/>
               <w:spacing w:before="200" w:after="200" w:line="276" w:lineRule="auto"/>
               <w:ind w:right="-31"/>
               <w:contextualSpacing/>
@@ -3759,7 +3715,6 @@
           </w:tcPr>
           <w:p>
             <w:pPr>
-              <w:shd w:val="clear" w:color="auto" w:fill="FFFFFF" w:themeFill="background1"/>
               <w:spacing w:before="200" w:after="200" w:line="276" w:lineRule="auto"/>
               <w:ind w:right="-29"/>
               <w:contextualSpacing/>
@@ -3799,7 +3754,6 @@
           </w:tcPr>
           <w:p>
             <w:pPr>
-              <w:shd w:val="clear" w:color="auto" w:fill="FFFFFF" w:themeFill="background1"/>
               <w:spacing w:before="200" w:after="200" w:line="276" w:lineRule="auto"/>
               <w:ind w:right="-31"/>
               <w:contextualSpacing/>
@@ -3873,7 +3827,6 @@
           </w:tcPr>
           <w:p>
             <w:pPr>
-              <w:shd w:val="clear" w:color="auto" w:fill="FFFFFF" w:themeFill="background1"/>
               <w:spacing w:before="200" w:after="200" w:line="276" w:lineRule="auto"/>
               <w:ind w:right="-29"/>
               <w:contextualSpacing/>
@@ -3932,7 +3885,6 @@
           </w:tcPr>
           <w:p>
             <w:pPr>
-              <w:shd w:val="clear" w:color="auto" w:fill="FFFFFF" w:themeFill="background1"/>
               <w:spacing w:before="200" w:after="200" w:line="276" w:lineRule="auto"/>
               <w:ind w:right="-31"/>
               <w:contextualSpacing/>
@@ -4006,7 +3958,6 @@
           </w:tcPr>
           <w:p>
             <w:pPr>
-              <w:shd w:val="clear" w:color="auto" w:fill="FFFFFF" w:themeFill="background1"/>
               <w:spacing w:before="200" w:after="200" w:line="276" w:lineRule="auto"/>
               <w:ind w:right="-29"/>
               <w:contextualSpacing/>
@@ -4065,7 +4016,6 @@
           </w:tcPr>
           <w:p>
             <w:pPr>
-              <w:shd w:val="clear" w:color="auto" w:fill="FFFFFF" w:themeFill="background1"/>
               <w:spacing w:after="200" w:line="276" w:lineRule="auto"/>
               <w:ind w:right="-31"/>
               <w:contextualSpacing/>
@@ -4139,7 +4089,6 @@
           </w:tcPr>
           <w:p>
             <w:pPr>
-              <w:shd w:val="clear" w:color="auto" w:fill="FFFFFF" w:themeFill="background1"/>
               <w:spacing w:before="200" w:after="200" w:line="276" w:lineRule="auto"/>
               <w:ind w:right="-29"/>
               <w:contextualSpacing/>
@@ -4198,7 +4147,6 @@
           </w:tcPr>
           <w:p>
             <w:pPr>
-              <w:shd w:val="clear" w:color="auto" w:fill="FFFFFF" w:themeFill="background1"/>
               <w:spacing w:after="200" w:line="276" w:lineRule="auto"/>
               <w:ind w:right="-31"/>
               <w:contextualSpacing/>
@@ -4237,7 +4185,6 @@
       <w:pPr>
         <w:pStyle w:val="ListParagraph"/>
         <w:widowControl/>
-        <w:shd w:val="clear" w:color="auto" w:fill="FFFFFF" w:themeFill="background1"/>
         <w:autoSpaceDE/>
         <w:autoSpaceDN/>
         <w:spacing w:before="200" w:after="200" w:line="276" w:lineRule="auto"/>
@@ -4270,7 +4217,6 @@
     </w:p>
     <w:p>
       <w:pPr>
-        <w:shd w:val="clear" w:color="auto" w:fill="FFFFFF" w:themeFill="background1"/>
         <w:spacing w:before="200" w:after="200" w:line="276" w:lineRule="auto"/>
         <w:ind w:right="-1135"/>
         <w:contextualSpacing/>
@@ -4318,7 +4264,6 @@
           <w:ilvl w:val="0"/>
           <w:numId w:val="24"/>
         </w:numPr>
-        <w:shd w:val="clear" w:color="auto" w:fill="FFFFFF" w:themeFill="background1"/>
         <w:autoSpaceDE/>
         <w:autoSpaceDN/>
         <w:spacing w:before="200" w:after="200" w:line="276" w:lineRule="auto"/>
@@ -4341,7 +4286,6 @@
     </w:p>
     <w:p>
       <w:pPr>
-        <w:shd w:val="clear" w:color="auto" w:fill="FFFFFF" w:themeFill="background1"/>
         <w:spacing w:after="240" w:line="360" w:lineRule="auto"/>
         <w:ind w:right="-1138"/>
         <w:contextualSpacing/>
@@ -4366,7 +4310,6 @@
     </w:p>
     <w:p>
       <w:pPr>
-        <w:shd w:val="clear" w:color="auto" w:fill="FFFFFF" w:themeFill="background1"/>
         <w:spacing w:before="200" w:after="200" w:line="276" w:lineRule="auto"/>
         <w:ind w:right="-160"/>
         <w:contextualSpacing/>
@@ -4393,7 +4336,6 @@
           <w:ilvl w:val="0"/>
           <w:numId w:val="25"/>
         </w:numPr>
-        <w:shd w:val="clear" w:color="auto" w:fill="FFFFFF" w:themeFill="background1"/>
         <w:spacing w:before="200" w:after="200" w:line="276" w:lineRule="auto"/>
         <w:ind w:right="-1135"/>
         <w:contextualSpacing/>
@@ -4442,7 +4384,6 @@
           <w:ilvl w:val="0"/>
           <w:numId w:val="25"/>
         </w:numPr>
-        <w:shd w:val="clear" w:color="auto" w:fill="FFFFFF" w:themeFill="background1"/>
         <w:spacing w:before="200" w:after="200" w:line="276" w:lineRule="auto"/>
         <w:ind w:right="-1135"/>
         <w:contextualSpacing/>
@@ -4491,7 +4432,6 @@
           <w:ilvl w:val="0"/>
           <w:numId w:val="25"/>
         </w:numPr>
-        <w:shd w:val="clear" w:color="auto" w:fill="FFFFFF" w:themeFill="background1"/>
         <w:spacing w:before="200" w:after="200" w:line="276" w:lineRule="auto"/>
         <w:ind w:right="-1135"/>
         <w:contextualSpacing/>
@@ -4525,7 +4465,6 @@
     </w:p>
     <w:p>
       <w:pPr>
-        <w:shd w:val="clear" w:color="auto" w:fill="FFFFFF" w:themeFill="background1"/>
         <w:spacing w:before="200" w:after="200" w:line="276" w:lineRule="auto"/>
         <w:ind w:right="-1135"/>
         <w:contextualSpacing/>
@@ -4946,7 +4885,6 @@
     </w:tbl>
     <w:p>
       <w:pPr>
-        <w:shd w:val="clear" w:color="auto" w:fill="FFFFFF" w:themeFill="background1"/>
         <w:spacing w:before="200" w:after="200" w:line="276" w:lineRule="auto"/>
         <w:ind w:right="-1135"/>
         <w:contextualSpacing/>
@@ -4959,7 +4897,6 @@
     </w:p>
     <w:p>
       <w:pPr>
-        <w:shd w:val="clear" w:color="auto" w:fill="FFFFFF" w:themeFill="background1"/>
         <w:spacing w:before="200" w:after="200" w:line="276" w:lineRule="auto"/>
         <w:ind w:right="-1135"/>
         <w:contextualSpacing/>
@@ -4988,7 +4925,6 @@
           <w:ilvl w:val="0"/>
           <w:numId w:val="26"/>
         </w:numPr>
-        <w:shd w:val="clear" w:color="auto" w:fill="FFFFFF" w:themeFill="background1"/>
         <w:spacing w:before="200" w:after="200" w:line="276" w:lineRule="auto"/>
         <w:ind w:right="-1135"/>
         <w:contextualSpacing/>
@@ -5037,7 +4973,6 @@
           <w:ilvl w:val="0"/>
           <w:numId w:val="26"/>
         </w:numPr>
-        <w:shd w:val="clear" w:color="auto" w:fill="FFFFFF" w:themeFill="background1"/>
         <w:spacing w:before="200" w:after="200" w:line="276" w:lineRule="auto"/>
         <w:ind w:right="-1135"/>
         <w:contextualSpacing/>
@@ -5071,7 +5006,6 @@
     </w:p>
     <w:p>
       <w:pPr>
-        <w:shd w:val="clear" w:color="auto" w:fill="FFFFFF" w:themeFill="background1"/>
         <w:spacing w:before="200" w:after="200" w:line="276" w:lineRule="auto"/>
         <w:ind w:right="-1135"/>
         <w:contextualSpacing/>
@@ -5085,7 +5019,6 @@
     </w:p>
     <w:p>
       <w:pPr>
-        <w:shd w:val="clear" w:color="auto" w:fill="FFFFFF" w:themeFill="background1"/>
         <w:spacing w:before="200" w:after="200" w:line="276" w:lineRule="auto"/>
         <w:ind w:right="-1135"/>
         <w:contextualSpacing/>
@@ -5116,7 +5049,6 @@
           <w:ilvl w:val="0"/>
           <w:numId w:val="27"/>
         </w:numPr>
-        <w:shd w:val="clear" w:color="auto" w:fill="FFFFFF" w:themeFill="background1"/>
         <w:spacing w:before="200" w:after="200" w:line="276" w:lineRule="auto"/>
         <w:ind w:right="-1135"/>
         <w:contextualSpacing/>
@@ -5174,7 +5106,6 @@
           <w:ilvl w:val="0"/>
           <w:numId w:val="27"/>
         </w:numPr>
-        <w:shd w:val="clear" w:color="auto" w:fill="FFFFFF" w:themeFill="background1"/>
         <w:spacing w:before="200" w:after="200" w:line="276" w:lineRule="auto"/>
         <w:ind w:right="-1135"/>
         <w:contextualSpacing/>
@@ -5212,7 +5143,6 @@
           <w:ilvl w:val="0"/>
           <w:numId w:val="27"/>
         </w:numPr>
-        <w:shd w:val="clear" w:color="auto" w:fill="FFFFFF" w:themeFill="background1"/>
         <w:spacing w:before="200" w:after="200" w:line="276" w:lineRule="auto"/>
         <w:ind w:right="-1135"/>
         <w:contextualSpacing/>
@@ -5270,7 +5200,6 @@
           <w:ilvl w:val="0"/>
           <w:numId w:val="27"/>
         </w:numPr>
-        <w:shd w:val="clear" w:color="auto" w:fill="FFFFFF" w:themeFill="background1"/>
         <w:spacing w:before="200" w:after="200" w:line="276" w:lineRule="auto"/>
         <w:ind w:right="20"/>
         <w:contextualSpacing/>
@@ -5304,7 +5233,6 @@
     </w:p>
     <w:p>
       <w:pPr>
-        <w:shd w:val="clear" w:color="auto" w:fill="FFFFFF" w:themeFill="background1"/>
         <w:spacing w:before="200" w:after="200" w:line="276" w:lineRule="auto"/>
         <w:ind w:right="-1135"/>
         <w:contextualSpacing/>
@@ -5320,7 +5248,6 @@
     </w:p>
     <w:p>
       <w:pPr>
-        <w:shd w:val="clear" w:color="auto" w:fill="FFFFFF" w:themeFill="background1"/>
         <w:spacing w:before="200" w:after="200" w:line="276" w:lineRule="auto"/>
         <w:ind w:right="-1135"/>
         <w:contextualSpacing/>
@@ -5334,7 +5261,6 @@
     </w:p>
     <w:p>
       <w:pPr>
-        <w:shd w:val="clear" w:color="auto" w:fill="FFFFFF" w:themeFill="background1"/>
         <w:spacing w:before="200" w:after="200" w:line="276" w:lineRule="auto"/>
         <w:ind w:right="-1135"/>
         <w:contextualSpacing/>
@@ -5362,7 +5288,6 @@
     </w:p>
     <w:p>
       <w:pPr>
-        <w:shd w:val="clear" w:color="auto" w:fill="FFFFFF" w:themeFill="background1"/>
         <w:spacing w:before="200" w:after="200" w:line="276" w:lineRule="auto"/>
         <w:ind w:right="-1135"/>
         <w:contextualSpacing/>
@@ -5391,7 +5316,6 @@
           <w:ilvl w:val="0"/>
           <w:numId w:val="28"/>
         </w:numPr>
-        <w:shd w:val="clear" w:color="auto" w:fill="FFFFFF" w:themeFill="background1"/>
         <w:spacing w:before="200" w:after="200" w:line="276" w:lineRule="auto"/>
         <w:ind w:right="-1135"/>
         <w:contextualSpacing/>
@@ -5440,7 +5364,6 @@
           <w:ilvl w:val="0"/>
           <w:numId w:val="28"/>
         </w:numPr>
-        <w:shd w:val="clear" w:color="auto" w:fill="FFFFFF" w:themeFill="background1"/>
         <w:spacing w:before="200" w:after="200" w:line="276" w:lineRule="auto"/>
         <w:ind w:right="-1135"/>
         <w:contextualSpacing/>
@@ -5478,7 +5401,6 @@
           <w:ilvl w:val="0"/>
           <w:numId w:val="28"/>
         </w:numPr>
-        <w:shd w:val="clear" w:color="auto" w:fill="FFFFFF" w:themeFill="background1"/>
         <w:spacing w:before="200" w:after="200" w:line="276" w:lineRule="auto"/>
         <w:ind w:right="-1135"/>
         <w:contextualSpacing/>
@@ -5523,7 +5445,6 @@
     </w:p>
     <w:p>
       <w:pPr>
-        <w:shd w:val="clear" w:color="auto" w:fill="FFFFFF" w:themeFill="background1"/>
         <w:spacing w:before="200" w:after="200" w:line="276" w:lineRule="auto"/>
         <w:ind w:right="-1135"/>
         <w:contextualSpacing/>
@@ -5891,7 +5812,6 @@
     </w:tbl>
     <w:p>
       <w:pPr>
-        <w:shd w:val="clear" w:color="auto" w:fill="FFFFFF" w:themeFill="background1"/>
         <w:spacing w:before="200" w:after="200" w:line="276" w:lineRule="auto"/>
         <w:ind w:right="-1135"/>
         <w:contextualSpacing/>
@@ -5904,7 +5824,6 @@
     </w:p>
     <w:p>
       <w:pPr>
-        <w:shd w:val="clear" w:color="auto" w:fill="FFFFFF" w:themeFill="background1"/>
         <w:spacing w:before="200" w:after="200" w:line="276" w:lineRule="auto"/>
         <w:ind w:right="-1135"/>
         <w:contextualSpacing/>
@@ -5933,7 +5852,6 @@
           <w:ilvl w:val="0"/>
           <w:numId w:val="29"/>
         </w:numPr>
-        <w:shd w:val="clear" w:color="auto" w:fill="FFFFFF" w:themeFill="background1"/>
         <w:spacing w:before="200" w:after="200" w:line="276" w:lineRule="auto"/>
         <w:ind w:right="-1135"/>
         <w:contextualSpacing/>
@@ -5982,7 +5900,6 @@
           <w:ilvl w:val="0"/>
           <w:numId w:val="29"/>
         </w:numPr>
-        <w:shd w:val="clear" w:color="auto" w:fill="FFFFFF" w:themeFill="background1"/>
         <w:spacing w:before="200" w:after="200" w:line="276" w:lineRule="auto"/>
         <w:ind w:right="-1135"/>
         <w:contextualSpacing/>
@@ -6016,7 +5933,6 @@
     </w:p>
     <w:p>
       <w:pPr>
-        <w:shd w:val="clear" w:color="auto" w:fill="FFFFFF" w:themeFill="background1"/>
         <w:spacing w:before="200" w:after="200" w:line="276" w:lineRule="auto"/>
         <w:ind w:right="-1135"/>
         <w:contextualSpacing/>
@@ -6211,7 +6127,6 @@
     </w:tbl>
     <w:p>
       <w:pPr>
-        <w:shd w:val="clear" w:color="auto" w:fill="FFFFFF" w:themeFill="background1"/>
         <w:spacing w:before="200" w:after="200" w:line="276" w:lineRule="auto"/>
         <w:ind w:right="-1135"/>
         <w:contextualSpacing/>
@@ -6224,7 +6139,6 @@
     </w:p>
     <w:p>
       <w:pPr>
-        <w:shd w:val="clear" w:color="auto" w:fill="FFFFFF" w:themeFill="background1"/>
         <w:spacing w:before="200" w:after="200" w:line="276" w:lineRule="auto"/>
         <w:ind w:right="-1135"/>
         <w:contextualSpacing/>
@@ -6268,7 +6182,6 @@
           <w:ilvl w:val="0"/>
           <w:numId w:val="30"/>
         </w:numPr>
-        <w:shd w:val="clear" w:color="auto" w:fill="FFFFFF" w:themeFill="background1"/>
         <w:spacing w:before="200" w:after="200" w:line="276" w:lineRule="auto"/>
         <w:ind w:right="-1135"/>
         <w:contextualSpacing/>
@@ -6306,7 +6219,6 @@
           <w:ilvl w:val="0"/>
           <w:numId w:val="30"/>
         </w:numPr>
-        <w:shd w:val="clear" w:color="auto" w:fill="FFFFFF" w:themeFill="background1"/>
         <w:spacing w:before="200" w:after="200" w:line="276" w:lineRule="auto"/>
         <w:ind w:right="-1135"/>
         <w:contextualSpacing/>
@@ -6344,7 +6256,6 @@
           <w:ilvl w:val="0"/>
           <w:numId w:val="30"/>
         </w:numPr>
-        <w:shd w:val="clear" w:color="auto" w:fill="FFFFFF" w:themeFill="background1"/>
         <w:spacing w:before="200" w:after="200" w:line="276" w:lineRule="auto"/>
         <w:ind w:right="20"/>
         <w:contextualSpacing/>
@@ -10032,7 +9943,7 @@
           <w:lang w:val="en-IN" w:eastAsia="en-IN"/>
         </w:rPr>
         <w:drawing>
-          <wp:anchor distT="0" distB="0" distL="114300" distR="114300" simplePos="0" relativeHeight="251695104" behindDoc="0" locked="0" layoutInCell="1" allowOverlap="1" wp14:anchorId="6E204DB5" wp14:editId="057D5971">
+          <wp:anchor distT="0" distB="0" distL="114300" distR="114300" simplePos="0" relativeHeight="251695104" behindDoc="0" locked="0" layoutInCell="1" allowOverlap="1" wp14:anchorId="6E204DB5" wp14:editId="4926248F">
             <wp:simplePos x="0" y="0"/>
             <wp:positionH relativeFrom="margin">
               <wp:posOffset>663575</wp:posOffset>
@@ -12169,7 +12080,7 @@
           <w:lang w:val="en-IN" w:eastAsia="en-IN"/>
         </w:rPr>
         <w:drawing>
-          <wp:anchor distT="0" distB="0" distL="114300" distR="114300" simplePos="0" relativeHeight="251716608" behindDoc="0" locked="0" layoutInCell="1" allowOverlap="1" wp14:anchorId="0FD73E75" wp14:editId="11FBD73F">
+          <wp:anchor distT="0" distB="0" distL="114300" distR="114300" simplePos="0" relativeHeight="251716608" behindDoc="0" locked="0" layoutInCell="1" allowOverlap="1" wp14:anchorId="0FD73E75" wp14:editId="022E66B0">
             <wp:simplePos x="0" y="0"/>
             <wp:positionH relativeFrom="margin">
               <wp:align>right</wp:align>
@@ -18736,6 +18647,7 @@
     <w:rsidRoot w:val="00173248"/>
     <w:rsid w:val="00032DBC"/>
     <w:rsid w:val="0005398B"/>
+    <w:rsid w:val="000B22C8"/>
     <w:rsid w:val="000F6366"/>
     <w:rsid w:val="0012612F"/>
     <w:rsid w:val="001348C6"/>
@@ -18750,6 +18662,7 @@
     <w:rsid w:val="003B5F00"/>
     <w:rsid w:val="00401C39"/>
     <w:rsid w:val="004C3891"/>
+    <w:rsid w:val="00631ABD"/>
     <w:rsid w:val="006C74B3"/>
     <w:rsid w:val="006F323B"/>
     <w:rsid w:val="006F5FA8"/>
